--- a/frontend/public/Manual_Usuario_Detallado.docx
+++ b/frontend/public/Manual_Usuario_Detallado.docx
@@ -223,6 +223,58 @@
       </w:pPr>
       <w:r>
         <w:t>Filtros de búsqueda (cliente, número, estado, tipo, segmento, fecha).</w:t>
+      </w:r>
+    </w:p>
+    <w:p>
+      <w:pPr>
+        <w:jc w:val="center"/>
+      </w:pPr>
+      <w:r>
+        <w:drawing>
+          <wp:inline xmlns:a="http://schemas.openxmlformats.org/drawingml/2006/main" xmlns:pic="http://schemas.openxmlformats.org/drawingml/2006/picture">
+            <wp:extent cx="5760720" cy="3240405"/>
+            <wp:docPr id="1" name="Picture 1"/>
+            <wp:cNvGraphicFramePr>
+              <a:graphicFrameLocks noChangeAspect="1"/>
+            </wp:cNvGraphicFramePr>
+            <a:graphic>
+              <a:graphicData uri="http://schemas.openxmlformats.org/drawingml/2006/picture">
+                <pic:pic>
+                  <pic:nvPicPr>
+                    <pic:cNvPr id="0" name="cotizaciones.jpeg"/>
+                    <pic:cNvPicPr/>
+                  </pic:nvPicPr>
+                  <pic:blipFill>
+                    <a:blip r:embed="rId9"/>
+                    <a:stretch>
+                      <a:fillRect/>
+                    </a:stretch>
+                  </pic:blipFill>
+                  <pic:spPr>
+                    <a:xfrm>
+                      <a:off x="0" y="0"/>
+                      <a:ext cx="5760720" cy="3240405"/>
+                    </a:xfrm>
+                    <a:prstGeom prst="rect"/>
+                  </pic:spPr>
+                </pic:pic>
+              </a:graphicData>
+            </a:graphic>
+          </wp:inline>
+        </w:drawing>
+      </w:r>
+    </w:p>
+    <w:p>
+      <w:pPr>
+        <w:jc w:val="center"/>
+      </w:pPr>
+      <w:r>
+        <w:rPr>
+          <w:i/>
+          <w:color w:val="4B5563"/>
+          <w:sz w:val="18"/>
+        </w:rPr>
+        <w:t>Figura: Menú de Cotizaciones: KPIs por estado, botones de creación (Implementaciones, Equipos y Accesorios, Reparaciones), filtros rápidos y tabla con el avance de estados por fila.</w:t>
       </w:r>
     </w:p>
     <w:p>
@@ -964,6 +1016,58 @@
     </w:p>
     <w:p>
       <w:pPr>
+        <w:jc w:val="center"/>
+      </w:pPr>
+      <w:r>
+        <w:drawing>
+          <wp:inline xmlns:a="http://schemas.openxmlformats.org/drawingml/2006/main" xmlns:pic="http://schemas.openxmlformats.org/drawingml/2006/picture">
+            <wp:extent cx="5760720" cy="3240405"/>
+            <wp:docPr id="2" name="Picture 2"/>
+            <wp:cNvGraphicFramePr>
+              <a:graphicFrameLocks noChangeAspect="1"/>
+            </wp:cNvGraphicFramePr>
+            <a:graphic>
+              <a:graphicData uri="http://schemas.openxmlformats.org/drawingml/2006/picture">
+                <pic:pic>
+                  <pic:nvPicPr>
+                    <pic:cNvPr id="0" name="proyectos.jpeg"/>
+                    <pic:cNvPicPr/>
+                  </pic:nvPicPr>
+                  <pic:blipFill>
+                    <a:blip r:embed="rId10"/>
+                    <a:stretch>
+                      <a:fillRect/>
+                    </a:stretch>
+                  </pic:blipFill>
+                  <pic:spPr>
+                    <a:xfrm>
+                      <a:off x="0" y="0"/>
+                      <a:ext cx="5760720" cy="3240405"/>
+                    </a:xfrm>
+                    <a:prstGeom prst="rect"/>
+                  </pic:spPr>
+                </pic:pic>
+              </a:graphicData>
+            </a:graphic>
+          </wp:inline>
+        </w:drawing>
+      </w:r>
+    </w:p>
+    <w:p>
+      <w:pPr>
+        <w:jc w:val="center"/>
+      </w:pPr>
+      <w:r>
+        <w:rPr>
+          <w:i/>
+          <w:color w:val="4B5563"/>
+          <w:sz w:val="18"/>
+        </w:rPr>
+        <w:t>Figura: Menú de Proyectos: tableros de Avance Físico y Avance Digital · PVV, cajas KPI por estado (Total, Por Asignar, Asignado, En Gestión, Suspendido, Culminado), barra de Avance Global, filtros y tabla de seguimiento.</w:t>
+      </w:r>
+    </w:p>
+    <w:p>
+      <w:pPr>
         <w:pStyle w:val="Heading2"/>
       </w:pPr>
       <w:r>
@@ -1334,6 +1438,58 @@
     </w:p>
     <w:p>
       <w:pPr>
+        <w:jc w:val="center"/>
+      </w:pPr>
+      <w:r>
+        <w:drawing>
+          <wp:inline xmlns:a="http://schemas.openxmlformats.org/drawingml/2006/main" xmlns:pic="http://schemas.openxmlformats.org/drawingml/2006/picture">
+            <wp:extent cx="5760720" cy="3240405"/>
+            <wp:docPr id="3" name="Picture 3"/>
+            <wp:cNvGraphicFramePr>
+              <a:graphicFrameLocks noChangeAspect="1"/>
+            </wp:cNvGraphicFramePr>
+            <a:graphic>
+              <a:graphicData uri="http://schemas.openxmlformats.org/drawingml/2006/picture">
+                <pic:pic>
+                  <pic:nvPicPr>
+                    <pic:cNvPr id="0" name="integradores.jpeg"/>
+                    <pic:cNvPicPr/>
+                  </pic:nvPicPr>
+                  <pic:blipFill>
+                    <a:blip r:embed="rId11"/>
+                    <a:stretch>
+                      <a:fillRect/>
+                    </a:stretch>
+                  </pic:blipFill>
+                  <pic:spPr>
+                    <a:xfrm>
+                      <a:off x="0" y="0"/>
+                      <a:ext cx="5760720" cy="3240405"/>
+                    </a:xfrm>
+                    <a:prstGeom prst="rect"/>
+                  </pic:spPr>
+                </pic:pic>
+              </a:graphicData>
+            </a:graphic>
+          </wp:inline>
+        </w:drawing>
+      </w:r>
+    </w:p>
+    <w:p>
+      <w:pPr>
+        <w:jc w:val="center"/>
+      </w:pPr>
+      <w:r>
+        <w:rPr>
+          <w:i/>
+          <w:color w:val="4B5563"/>
+          <w:sz w:val="18"/>
+        </w:rPr>
+        <w:t>Figura: Menú de Integradores: barra de acciones (Resumen, Plantillas, Comunicación Masiva, Importar, Excel, PDF), filtros, cajas KPI y grilla con badges "AMPLIACIÓN" / "NUEVO COMPONENTE" y columna de Certificados.</w:t>
+      </w:r>
+    </w:p>
+    <w:p>
+      <w:pPr>
         <w:pStyle w:val="Heading2"/>
       </w:pPr>
       <w:r>
@@ -1590,6 +1746,58 @@
     </w:p>
     <w:p>
       <w:pPr>
+        <w:jc w:val="center"/>
+      </w:pPr>
+      <w:r>
+        <w:drawing>
+          <wp:inline xmlns:a="http://schemas.openxmlformats.org/drawingml/2006/main" xmlns:pic="http://schemas.openxmlformats.org/drawingml/2006/picture">
+            <wp:extent cx="5760720" cy="3240405"/>
+            <wp:docPr id="4" name="Picture 4"/>
+            <wp:cNvGraphicFramePr>
+              <a:graphicFrameLocks noChangeAspect="1"/>
+            </wp:cNvGraphicFramePr>
+            <a:graphic>
+              <a:graphicData uri="http://schemas.openxmlformats.org/drawingml/2006/picture">
+                <pic:pic>
+                  <pic:nvPicPr>
+                    <pic:cNvPr id="0" name="certs.jpeg"/>
+                    <pic:cNvPicPr/>
+                  </pic:nvPicPr>
+                  <pic:blipFill>
+                    <a:blip r:embed="rId12"/>
+                    <a:stretch>
+                      <a:fillRect/>
+                    </a:stretch>
+                  </pic:blipFill>
+                  <pic:spPr>
+                    <a:xfrm>
+                      <a:off x="0" y="0"/>
+                      <a:ext cx="5760720" cy="3240405"/>
+                    </a:xfrm>
+                    <a:prstGeom prst="rect"/>
+                  </pic:spPr>
+                </pic:pic>
+              </a:graphicData>
+            </a:graphic>
+          </wp:inline>
+        </w:drawing>
+      </w:r>
+    </w:p>
+    <w:p>
+      <w:pPr>
+        <w:jc w:val="center"/>
+      </w:pPr>
+      <w:r>
+        <w:rPr>
+          <w:i/>
+          <w:color w:val="4B5563"/>
+          <w:sz w:val="18"/>
+        </w:rPr>
+        <w:t>Figura: Repositorio multiversión de certificados: al hacer clic en el indicador se despliega el listado con opción de Descargar (📥) y el botón "+ Agregar" para subir un PDF manualmente.</w:t>
+      </w:r>
+    </w:p>
+    <w:p>
+      <w:pPr>
         <w:pStyle w:val="Heading2"/>
       </w:pPr>
       <w:r>
@@ -1664,6 +1872,58 @@
           <w:sz w:val="21"/>
         </w:rPr>
         <w:t>Privacidad obligatoria (BCC): el sistema coloca automáticamente a TODOS los integradores en Copia Oculta. Ningún aliado verá los correos ni los datos de los demás destinatarios, resguardando la confidencialidad de la base de datos.</w:t>
+      </w:r>
+    </w:p>
+    <w:p>
+      <w:pPr>
+        <w:jc w:val="center"/>
+      </w:pPr>
+      <w:r>
+        <w:drawing>
+          <wp:inline xmlns:a="http://schemas.openxmlformats.org/drawingml/2006/main" xmlns:pic="http://schemas.openxmlformats.org/drawingml/2006/picture">
+            <wp:extent cx="5760720" cy="3240405"/>
+            <wp:docPr id="5" name="Picture 5"/>
+            <wp:cNvGraphicFramePr>
+              <a:graphicFrameLocks noChangeAspect="1"/>
+            </wp:cNvGraphicFramePr>
+            <a:graphic>
+              <a:graphicData uri="http://schemas.openxmlformats.org/drawingml/2006/picture">
+                <pic:pic>
+                  <pic:nvPicPr>
+                    <pic:cNvPr id="0" name="masscomm.jpeg"/>
+                    <pic:cNvPicPr/>
+                  </pic:nvPicPr>
+                  <pic:blipFill>
+                    <a:blip r:embed="rId13"/>
+                    <a:stretch>
+                      <a:fillRect/>
+                    </a:stretch>
+                  </pic:blipFill>
+                  <pic:spPr>
+                    <a:xfrm>
+                      <a:off x="0" y="0"/>
+                      <a:ext cx="5760720" cy="3240405"/>
+                    </a:xfrm>
+                    <a:prstGeom prst="rect"/>
+                  </pic:spPr>
+                </pic:pic>
+              </a:graphicData>
+            </a:graphic>
+          </wp:inline>
+        </w:drawing>
+      </w:r>
+    </w:p>
+    <w:p>
+      <w:pPr>
+        <w:jc w:val="center"/>
+      </w:pPr>
+      <w:r>
+        <w:rPr>
+          <w:i/>
+          <w:color w:val="4B5563"/>
+          <w:sz w:val="18"/>
+        </w:rPr>
+        <w:t>Figura: Diálogo de Comunicación Masiva: filtro por Tipo de Integración, lista de destinatarios con casillas (maestra e individuales), selector de plantilla institucional, documentos del repositorio con Visualizar (👁️) y Descargar (📥), carga de anexo local y aviso de envío en copia oculta (BCC).</w:t>
       </w:r>
     </w:p>
     <w:p>
